--- a/Study_Plan_and_Interviews_Preparation/Mediatek Interview Process/Interview_Questions_I_remember.docx
+++ b/Study_Plan_and_Interviews_Preparation/Mediatek Interview Process/Interview_Questions_I_remember.docx
@@ -529,7 +529,23 @@
     </w:p>
     <w:p>
       <w:pPr>
+        <w:jc w:val="both"/>
+        <w:rPr>
+          <w:lang w:val="en-US"/>
+        </w:rPr>
+      </w:pPr>
+      <w:r>
+        <w:rPr>
+          <w:lang w:val="en-US"/>
+        </w:rPr>
+        <w:lastRenderedPageBreak/>
+        <w:t>A: lazem neb3at-ha high men el domain el awalany, ne synchronize it lel domain el tany, then fel domain el tany neb2a ne generate el pulse (using the pulse generator method you already know 3ady).</w:t>
+      </w:r>
+    </w:p>
+    <w:p>
+      <w:pPr>
         <w:pBdr>
+          <w:top w:val="single" w:sz="6" w:space="1" w:color="auto"/>
           <w:bottom w:val="single" w:sz="6" w:space="1" w:color="auto"/>
         </w:pBdr>
         <w:jc w:val="both"/>
@@ -541,8 +557,49 @@
         <w:rPr>
           <w:lang w:val="en-US"/>
         </w:rPr>
-        <w:lastRenderedPageBreak/>
-        <w:t>A: lazem neb3at-ha high men el domain el awalany, ne synchronize it lel domain el tany, then fel domain el tany neb2a ne generate el pulse (using the pulse generator method you already know 3ady).</w:t>
+        <w:t xml:space="preserve">Q: What is the worst thing that could happen from </w:t>
+      </w:r>
+      <w:r>
+        <w:rPr>
+          <w:lang w:val="en-US"/>
+        </w:rPr>
+        <w:t>metastability</w:t>
+      </w:r>
+      <w:r>
+        <w:rPr>
+          <w:lang w:val="en-US"/>
+        </w:rPr>
+        <w:t>?</w:t>
+      </w:r>
+    </w:p>
+    <w:p>
+      <w:pPr>
+        <w:pBdr>
+          <w:top w:val="single" w:sz="6" w:space="1" w:color="auto"/>
+          <w:bottom w:val="single" w:sz="6" w:space="1" w:color="auto"/>
+        </w:pBdr>
+        <w:jc w:val="both"/>
+        <w:rPr>
+          <w:lang w:val="en-US"/>
+        </w:rPr>
+      </w:pPr>
+      <w:r>
+        <w:rPr>
+          <w:lang w:val="en-US"/>
+        </w:rPr>
+        <w:t xml:space="preserve">A: </w:t>
+      </w:r>
+      <w:r>
+        <w:rPr>
+          <w:lang w:val="en-US"/>
+        </w:rPr>
+        <w:t xml:space="preserve">homa moqtane3een be fekret en lama ye7sal metastability el flip flop output beyo3od ya5od intermediate values kteer keda, fa </w:t>
+      </w:r>
+      <w:r>
+        <w:rPr>
+          <w:lang w:val="en-US"/>
+        </w:rPr>
+        <w:t>keda hayeb2a fih short-circuit power 3aly across el chip kolaha ye5aleha tet7ere2.</w:t>
       </w:r>
     </w:p>
     <w:p>
@@ -1966,4 +2023,10 @@
     </a:ext>
   </a:extLst>
 </a:theme>
+</file>
+
+<file path=docMetadata/LabelInfo.xml><?xml version="1.0" encoding="utf-8"?>
+<clbl:labelList xmlns:clbl="http://schemas.microsoft.com/office/2020/mipLabelMetadata">
+  <clbl:label id="{eaa689b4-8f87-40e0-9c6f-7228de4d754a}" enabled="0" method="" siteId="{eaa689b4-8f87-40e0-9c6f-7228de4d754a}" removed="1"/>
+</clbl:labelList>
 </file>